--- a/MOCK TEST.docx
+++ b/MOCK TEST.docx
@@ -89,23 +89,7 @@
           <w:sz w:val="40"/>
           <w:szCs w:val="40"/>
         </w:rPr>
-        <w:t xml:space="preserve">N = </w:t>
-      </w:r>
-      <w:proofErr w:type="gramStart"/>
-      <w:r>
-        <w:rPr>
-          <w:sz w:val="40"/>
-          <w:szCs w:val="40"/>
-        </w:rPr>
-        <w:t>int(input(</w:t>
-      </w:r>
-      <w:proofErr w:type="gramEnd"/>
-      <w:r>
-        <w:rPr>
-          <w:sz w:val="40"/>
-          <w:szCs w:val="40"/>
-        </w:rPr>
-        <w:t>"Enter number of students: "))</w:t>
+        <w:t>N = int(input("Enter number of students: "))</w:t>
       </w:r>
     </w:p>
     <w:p>
@@ -223,18 +207,9 @@
           <w:sz w:val="40"/>
           <w:szCs w:val="40"/>
         </w:rPr>
-        <w:t xml:space="preserve">    mark = </w:t>
-      </w:r>
-      <w:proofErr w:type="gramStart"/>
-      <w:r>
-        <w:rPr>
-          <w:sz w:val="40"/>
-          <w:szCs w:val="40"/>
-        </w:rPr>
-        <w:t>int(input(</w:t>
+        <w:t>    mark = int(input(</w:t>
       </w:r>
       <w:proofErr w:type="spellStart"/>
-      <w:proofErr w:type="gramEnd"/>
       <w:r>
         <w:rPr>
           <w:sz w:val="40"/>
@@ -416,23 +391,7 @@
           <w:sz w:val="40"/>
           <w:szCs w:val="40"/>
         </w:rPr>
-        <w:t xml:space="preserve">        </w:t>
-      </w:r>
-      <w:proofErr w:type="gramStart"/>
-      <w:r>
-        <w:rPr>
-          <w:sz w:val="40"/>
-          <w:szCs w:val="40"/>
-        </w:rPr>
-        <w:t>print(</w:t>
-      </w:r>
-      <w:proofErr w:type="gramEnd"/>
-      <w:r>
-        <w:rPr>
-          <w:sz w:val="40"/>
-          <w:szCs w:val="40"/>
-        </w:rPr>
-        <w:t>"Please enter between 0 and 100")</w:t>
+        <w:t>        print("Please enter between 0 and 100")</w:t>
       </w:r>
     </w:p>
     <w:p>
@@ -506,21 +465,12 @@
           <w:szCs w:val="40"/>
         </w:rPr>
       </w:pPr>
-      <w:proofErr w:type="gramStart"/>
-      <w:r>
-        <w:rPr>
-          <w:sz w:val="40"/>
-          <w:szCs w:val="40"/>
-        </w:rPr>
-        <w:t>print(</w:t>
-      </w:r>
-      <w:proofErr w:type="gramEnd"/>
-      <w:r>
-        <w:rPr>
-          <w:sz w:val="40"/>
-          <w:szCs w:val="40"/>
-        </w:rPr>
-        <w:t xml:space="preserve">"Total Marks:", </w:t>
+      <w:r>
+        <w:rPr>
+          <w:sz w:val="40"/>
+          <w:szCs w:val="40"/>
+        </w:rPr>
+        <w:t xml:space="preserve">print("Total Marks:", </w:t>
       </w:r>
       <w:proofErr w:type="spellStart"/>
       <w:r>
@@ -546,21 +496,12 @@
           <w:szCs w:val="40"/>
         </w:rPr>
       </w:pPr>
-      <w:proofErr w:type="gramStart"/>
-      <w:r>
-        <w:rPr>
-          <w:sz w:val="40"/>
-          <w:szCs w:val="40"/>
-        </w:rPr>
-        <w:t>print(</w:t>
-      </w:r>
-      <w:proofErr w:type="gramEnd"/>
-      <w:r>
-        <w:rPr>
-          <w:sz w:val="40"/>
-          <w:szCs w:val="40"/>
-        </w:rPr>
-        <w:t xml:space="preserve">"Average Marks:", </w:t>
+      <w:r>
+        <w:rPr>
+          <w:sz w:val="40"/>
+          <w:szCs w:val="40"/>
+        </w:rPr>
+        <w:t xml:space="preserve">print("Average Marks:", </w:t>
       </w:r>
       <w:proofErr w:type="spellStart"/>
       <w:r>
@@ -586,21 +527,12 @@
           <w:szCs w:val="40"/>
         </w:rPr>
       </w:pPr>
-      <w:proofErr w:type="gramStart"/>
-      <w:r>
-        <w:rPr>
-          <w:sz w:val="40"/>
-          <w:szCs w:val="40"/>
-        </w:rPr>
-        <w:t>print(</w:t>
-      </w:r>
-      <w:proofErr w:type="gramEnd"/>
-      <w:r>
-        <w:rPr>
-          <w:sz w:val="40"/>
-          <w:szCs w:val="40"/>
-        </w:rPr>
-        <w:t xml:space="preserve">"Passed Students:", </w:t>
+      <w:r>
+        <w:rPr>
+          <w:sz w:val="40"/>
+          <w:szCs w:val="40"/>
+        </w:rPr>
+        <w:t xml:space="preserve">print("Passed Students:", </w:t>
       </w:r>
       <w:proofErr w:type="spellStart"/>
       <w:r>
@@ -626,21 +558,12 @@
           <w:szCs w:val="40"/>
         </w:rPr>
       </w:pPr>
-      <w:proofErr w:type="gramStart"/>
-      <w:r>
-        <w:rPr>
-          <w:sz w:val="40"/>
-          <w:szCs w:val="40"/>
-        </w:rPr>
-        <w:t>print(</w:t>
-      </w:r>
-      <w:proofErr w:type="gramEnd"/>
-      <w:r>
-        <w:rPr>
-          <w:sz w:val="40"/>
-          <w:szCs w:val="40"/>
-        </w:rPr>
-        <w:t xml:space="preserve">"Failed Students:", </w:t>
+      <w:r>
+        <w:rPr>
+          <w:sz w:val="40"/>
+          <w:szCs w:val="40"/>
+        </w:rPr>
+        <w:t xml:space="preserve">print("Failed Students:", </w:t>
       </w:r>
       <w:proofErr w:type="spellStart"/>
       <w:r>
@@ -836,23 +759,7 @@
           <w:sz w:val="40"/>
           <w:szCs w:val="40"/>
         </w:rPr>
-        <w:t># Time Complexity: O(</w:t>
-      </w:r>
-      <w:proofErr w:type="gramStart"/>
-      <w:r>
-        <w:rPr>
-          <w:sz w:val="40"/>
-          <w:szCs w:val="40"/>
-        </w:rPr>
-        <w:t>n)  -</w:t>
-      </w:r>
-      <w:proofErr w:type="gramEnd"/>
-      <w:r>
-        <w:rPr>
-          <w:sz w:val="40"/>
-          <w:szCs w:val="40"/>
-        </w:rPr>
-        <w:t>&gt; We traverse all students once</w:t>
+        <w:t># Time Complexity: O(n)  -&gt; We traverse all students once</w:t>
       </w:r>
     </w:p>
     <w:p>
@@ -868,24 +775,100 @@
           <w:szCs w:val="40"/>
         </w:rPr>
         <w:lastRenderedPageBreak/>
-        <w:t xml:space="preserve"># Space Complexity: </w:t>
-      </w:r>
-      <w:proofErr w:type="gramStart"/>
-      <w:r>
-        <w:rPr>
-          <w:sz w:val="40"/>
-          <w:szCs w:val="40"/>
-        </w:rPr>
-        <w:t>O(</w:t>
-      </w:r>
-      <w:proofErr w:type="gramEnd"/>
-      <w:r>
-        <w:rPr>
-          <w:sz w:val="40"/>
-          <w:szCs w:val="40"/>
-        </w:rPr>
-        <w:t>1) -&gt; Only few variables used</w:t>
-      </w:r>
+        <w:t># Space Complexity: O(1) -&gt; Only few variables used</w:t>
+      </w:r>
+    </w:p>
+    <w:p>
+      <w:pPr>
+        <w:rPr>
+          <w:sz w:val="40"/>
+          <w:szCs w:val="40"/>
+        </w:rPr>
+      </w:pPr>
+      <w:r>
+        <w:rPr>
+          <w:sz w:val="40"/>
+          <w:szCs w:val="40"/>
+        </w:rPr>
+        <w:t>GIT COMMANDS:</w:t>
+      </w:r>
+    </w:p>
+    <w:p>
+      <w:pPr>
+        <w:rPr>
+          <w:sz w:val="40"/>
+          <w:szCs w:val="40"/>
+        </w:rPr>
+      </w:pPr>
+      <w:r>
+        <w:rPr>
+          <w:sz w:val="40"/>
+          <w:szCs w:val="40"/>
+        </w:rPr>
+        <w:t>$ git add .</w:t>
+      </w:r>
+    </w:p>
+    <w:p>
+      <w:pPr>
+        <w:rPr>
+          <w:sz w:val="40"/>
+          <w:szCs w:val="40"/>
+        </w:rPr>
+      </w:pPr>
+      <w:r>
+        <w:rPr>
+          <w:sz w:val="40"/>
+          <w:szCs w:val="40"/>
+        </w:rPr>
+        <w:t>git commit -m "</w:t>
+      </w:r>
+      <w:proofErr w:type="spellStart"/>
+      <w:r>
+        <w:rPr>
+          <w:sz w:val="40"/>
+          <w:szCs w:val="40"/>
+        </w:rPr>
+        <w:t>studentmark</w:t>
+      </w:r>
+      <w:proofErr w:type="spellEnd"/>
+      <w:r>
+        <w:rPr>
+          <w:sz w:val="40"/>
+          <w:szCs w:val="40"/>
+        </w:rPr>
+        <w:t>"</w:t>
+      </w:r>
+    </w:p>
+    <w:p>
+      <w:pPr>
+        <w:rPr>
+          <w:sz w:val="40"/>
+          <w:szCs w:val="40"/>
+        </w:rPr>
+      </w:pPr>
+      <w:r>
+        <w:rPr>
+          <w:sz w:val="40"/>
+          <w:szCs w:val="40"/>
+        </w:rPr>
+        <w:t>git push</w:t>
+      </w:r>
+    </w:p>
+    <w:p>
+      <w:pPr>
+        <w:rPr>
+          <w:sz w:val="40"/>
+          <w:szCs w:val="40"/>
+        </w:rPr>
+      </w:pPr>
+    </w:p>
+    <w:p>
+      <w:pPr>
+        <w:rPr>
+          <w:sz w:val="40"/>
+          <w:szCs w:val="40"/>
+        </w:rPr>
+      </w:pPr>
     </w:p>
     <w:p>
       <w:pPr>
